--- a/lab13/lab13_report.docx
+++ b/lab13/lab13_report.docx
@@ -189,26 +189,81 @@
     </w:p>
     <w:p>
       <w:pPr>
-        <w:spacing w:line="360" w:lineRule="auto"/>
-        <w:rPr>
-          <w:rFonts w:ascii="Times New Roman" w:hAnsi="Times New Roman" w:cs="Times New Roman"/>
-          <w:lang w:val="en-GB" w:eastAsia="nb-NO"/>
-        </w:rPr>
-      </w:pPr>
+        <w:pStyle w:val="Listeavsnitt"/>
+        <w:numPr>
+          <w:ilvl w:val="0"/>
+          <w:numId w:val="37"/>
+        </w:numPr>
+        <w:rPr>
+          <w:rFonts w:ascii="Times New Roman" w:hAnsi="Times New Roman" w:cs="Times New Roman"/>
+          <w:lang w:val="en-GB" w:eastAsia="nb-NO"/>
+        </w:rPr>
+      </w:pPr>
+      <w:r>
+        <w:rPr>
+          <w:rFonts w:ascii="Times New Roman" w:hAnsi="Times New Roman" w:cs="Times New Roman"/>
+          <w:lang w:val="en-GB" w:eastAsia="nb-NO"/>
+        </w:rPr>
+        <w:t>Figures 16-17</w:t>
+      </w:r>
     </w:p>
     <w:p>
       <w:pPr>
-        <w:pStyle w:val="Overskrift1"/>
-      </w:pPr>
-      <w:r>
-        <w:t>Exercise 2:</w:t>
-      </w:r>
-      <w:r>
-        <w:t xml:space="preserve"> Reproduce figure 29</w:t>
+        <w:ind w:left="360"/>
+        <w:rPr>
+          <w:rFonts w:ascii="Times New Roman" w:hAnsi="Times New Roman" w:cs="Times New Roman"/>
+          <w:lang w:val="en-GB" w:eastAsia="nb-NO"/>
+        </w:rPr>
+      </w:pPr>
+      <w:r>
+        <w:rPr>
+          <w:rFonts w:ascii="Times New Roman" w:hAnsi="Times New Roman" w:cs="Times New Roman"/>
+          <w:lang w:val="en-GB" w:eastAsia="nb-NO"/>
+        </w:rPr>
+        <w:drawing>
+          <wp:inline distT="0" distB="0" distL="0" distR="0" wp14:anchorId="0AE33F4D" wp14:editId="4274BFD4">
+            <wp:extent cx="5760720" cy="3124835"/>
+            <wp:effectExtent l="0" t="0" r="5080" b="0"/>
+            <wp:docPr id="1037841456" name="Bilde 1"/>
+            <wp:cNvGraphicFramePr>
+              <a:graphicFrameLocks xmlns:a="http://schemas.openxmlformats.org/drawingml/2006/main" noChangeAspect="1"/>
+            </wp:cNvGraphicFramePr>
+            <a:graphic xmlns:a="http://schemas.openxmlformats.org/drawingml/2006/main">
+              <a:graphicData uri="http://schemas.openxmlformats.org/drawingml/2006/picture">
+                <pic:pic xmlns:pic="http://schemas.openxmlformats.org/drawingml/2006/picture">
+                  <pic:nvPicPr>
+                    <pic:cNvPr id="1037841456" name=""/>
+                    <pic:cNvPicPr/>
+                  </pic:nvPicPr>
+                  <pic:blipFill>
+                    <a:blip r:embed="rId7"/>
+                    <a:stretch>
+                      <a:fillRect/>
+                    </a:stretch>
+                  </pic:blipFill>
+                  <pic:spPr>
+                    <a:xfrm>
+                      <a:off x="0" y="0"/>
+                      <a:ext cx="5760720" cy="3124835"/>
+                    </a:xfrm>
+                    <a:prstGeom prst="rect">
+                      <a:avLst/>
+                    </a:prstGeom>
+                  </pic:spPr>
+                </pic:pic>
+              </a:graphicData>
+            </a:graphic>
+          </wp:inline>
+        </w:drawing>
       </w:r>
     </w:p>
     <w:p>
       <w:pPr>
+        <w:pStyle w:val="Listeavsnitt"/>
+        <w:numPr>
+          <w:ilvl w:val="0"/>
+          <w:numId w:val="37"/>
+        </w:numPr>
         <w:spacing w:line="360" w:lineRule="auto"/>
         <w:rPr>
           <w:rFonts w:ascii="Times New Roman" w:hAnsi="Times New Roman" w:cs="Times New Roman"/>
@@ -220,43 +275,81 @@
           <w:rFonts w:ascii="Times New Roman" w:hAnsi="Times New Roman" w:cs="Times New Roman"/>
           <w:lang w:val="en-GB" w:eastAsia="nb-NO"/>
         </w:rPr>
-        <w:t xml:space="preserve">Subtask 1: What does the </w:t>
-      </w:r>
-      <w:proofErr w:type="gramStart"/>
-      <w:r>
-        <w:rPr>
-          <w:rFonts w:ascii="Times New Roman" w:hAnsi="Times New Roman" w:cs="Times New Roman"/>
-          <w:lang w:val="en-GB" w:eastAsia="nb-NO"/>
-        </w:rPr>
-        <w:t>main(</w:t>
-      </w:r>
-      <w:proofErr w:type="gramEnd"/>
-      <w:r>
-        <w:rPr>
-          <w:rFonts w:ascii="Times New Roman" w:hAnsi="Times New Roman" w:cs="Times New Roman"/>
-          <w:lang w:val="en-GB" w:eastAsia="nb-NO"/>
-        </w:rPr>
-        <w:t>) function do?</w:t>
+        <w:t>Figures 18</w:t>
+      </w:r>
+      <w:r>
+        <w:rPr>
+          <w:rFonts w:ascii="Times New Roman" w:hAnsi="Times New Roman" w:cs="Times New Roman"/>
+          <w:lang w:val="en-GB" w:eastAsia="nb-NO"/>
+        </w:rPr>
+        <w:t>-19</w:t>
+      </w:r>
+      <w:r>
+        <w:rPr>
+          <w:rFonts w:ascii="Times New Roman" w:hAnsi="Times New Roman" w:cs="Times New Roman"/>
+          <w:lang w:val="en-GB" w:eastAsia="nb-NO"/>
+        </w:rPr>
+        <w:t>:</w:t>
       </w:r>
     </w:p>
     <w:p>
       <w:pPr>
         <w:spacing w:line="360" w:lineRule="auto"/>
-        <w:rPr>
-          <w:rFonts w:ascii="Times New Roman" w:hAnsi="Times New Roman" w:cs="Times New Roman"/>
-          <w:lang w:val="en-GB" w:eastAsia="nb-NO"/>
-        </w:rPr>
-      </w:pPr>
-      <w:r>
-        <w:rPr>
-          <w:rFonts w:ascii="Times New Roman" w:hAnsi="Times New Roman" w:cs="Times New Roman"/>
-          <w:lang w:val="en-GB" w:eastAsia="nb-NO"/>
-        </w:rPr>
-        <w:t>Subtask 2: Which lines perform the Map phase of the MapReduce algorithm?</w:t>
+        <w:ind w:left="360"/>
+        <w:rPr>
+          <w:rFonts w:ascii="Times New Roman" w:hAnsi="Times New Roman" w:cs="Times New Roman"/>
+          <w:lang w:val="en-GB" w:eastAsia="nb-NO"/>
+        </w:rPr>
+      </w:pPr>
+      <w:r>
+        <w:rPr>
+          <w:rFonts w:ascii="Times New Roman" w:hAnsi="Times New Roman" w:cs="Times New Roman"/>
+          <w:lang w:val="en-GB" w:eastAsia="nb-NO"/>
+        </w:rPr>
+        <w:drawing>
+          <wp:inline distT="0" distB="0" distL="0" distR="0" wp14:anchorId="136FA48A" wp14:editId="5F3C162C">
+            <wp:extent cx="5760720" cy="2909570"/>
+            <wp:effectExtent l="0" t="0" r="5080" b="0"/>
+            <wp:docPr id="193897099" name="Bilde 1"/>
+            <wp:cNvGraphicFramePr>
+              <a:graphicFrameLocks xmlns:a="http://schemas.openxmlformats.org/drawingml/2006/main" noChangeAspect="1"/>
+            </wp:cNvGraphicFramePr>
+            <a:graphic xmlns:a="http://schemas.openxmlformats.org/drawingml/2006/main">
+              <a:graphicData uri="http://schemas.openxmlformats.org/drawingml/2006/picture">
+                <pic:pic xmlns:pic="http://schemas.openxmlformats.org/drawingml/2006/picture">
+                  <pic:nvPicPr>
+                    <pic:cNvPr id="193897099" name=""/>
+                    <pic:cNvPicPr/>
+                  </pic:nvPicPr>
+                  <pic:blipFill>
+                    <a:blip r:embed="rId8"/>
+                    <a:stretch>
+                      <a:fillRect/>
+                    </a:stretch>
+                  </pic:blipFill>
+                  <pic:spPr>
+                    <a:xfrm>
+                      <a:off x="0" y="0"/>
+                      <a:ext cx="5760720" cy="2909570"/>
+                    </a:xfrm>
+                    <a:prstGeom prst="rect">
+                      <a:avLst/>
+                    </a:prstGeom>
+                  </pic:spPr>
+                </pic:pic>
+              </a:graphicData>
+            </a:graphic>
+          </wp:inline>
+        </w:drawing>
       </w:r>
     </w:p>
     <w:p>
       <w:pPr>
+        <w:pStyle w:val="Listeavsnitt"/>
+        <w:numPr>
+          <w:ilvl w:val="0"/>
+          <w:numId w:val="37"/>
+        </w:numPr>
         <w:spacing w:line="360" w:lineRule="auto"/>
         <w:rPr>
           <w:rFonts w:ascii="Times New Roman" w:hAnsi="Times New Roman" w:cs="Times New Roman"/>
@@ -268,35 +361,638 @@
           <w:rFonts w:ascii="Times New Roman" w:hAnsi="Times New Roman" w:cs="Times New Roman"/>
           <w:lang w:val="en-GB" w:eastAsia="nb-NO"/>
         </w:rPr>
-        <w:t>Subtask 3: Which lines perform the Reduce phase of the MapReduce algorithm?</w:t>
+        <w:t>Figure 20:</w:t>
       </w:r>
     </w:p>
     <w:p>
       <w:pPr>
         <w:spacing w:line="360" w:lineRule="auto"/>
-        <w:rPr>
-          <w:rFonts w:ascii="Times New Roman" w:hAnsi="Times New Roman" w:cs="Times New Roman"/>
-          <w:lang w:val="en-GB" w:eastAsia="nb-NO"/>
-        </w:rPr>
-      </w:pPr>
+        <w:ind w:left="360"/>
+        <w:rPr>
+          <w:rFonts w:ascii="Times New Roman" w:hAnsi="Times New Roman" w:cs="Times New Roman"/>
+          <w:lang w:val="en-GB" w:eastAsia="nb-NO"/>
+        </w:rPr>
+      </w:pPr>
+      <w:r>
+        <w:rPr>
+          <w:rFonts w:ascii="Times New Roman" w:hAnsi="Times New Roman" w:cs="Times New Roman"/>
+          <w:lang w:val="en-GB" w:eastAsia="nb-NO"/>
+        </w:rPr>
+        <w:lastRenderedPageBreak/>
+        <w:drawing>
+          <wp:inline distT="0" distB="0" distL="0" distR="0" wp14:anchorId="73E9C418" wp14:editId="7554720A">
+            <wp:extent cx="5760720" cy="1886585"/>
+            <wp:effectExtent l="0" t="0" r="5080" b="5715"/>
+            <wp:docPr id="1225136318" name="Bilde 1"/>
+            <wp:cNvGraphicFramePr>
+              <a:graphicFrameLocks xmlns:a="http://schemas.openxmlformats.org/drawingml/2006/main" noChangeAspect="1"/>
+            </wp:cNvGraphicFramePr>
+            <a:graphic xmlns:a="http://schemas.openxmlformats.org/drawingml/2006/main">
+              <a:graphicData uri="http://schemas.openxmlformats.org/drawingml/2006/picture">
+                <pic:pic xmlns:pic="http://schemas.openxmlformats.org/drawingml/2006/picture">
+                  <pic:nvPicPr>
+                    <pic:cNvPr id="1225136318" name=""/>
+                    <pic:cNvPicPr/>
+                  </pic:nvPicPr>
+                  <pic:blipFill>
+                    <a:blip r:embed="rId9"/>
+                    <a:stretch>
+                      <a:fillRect/>
+                    </a:stretch>
+                  </pic:blipFill>
+                  <pic:spPr>
+                    <a:xfrm>
+                      <a:off x="0" y="0"/>
+                      <a:ext cx="5760720" cy="1886585"/>
+                    </a:xfrm>
+                    <a:prstGeom prst="rect">
+                      <a:avLst/>
+                    </a:prstGeom>
+                  </pic:spPr>
+                </pic:pic>
+              </a:graphicData>
+            </a:graphic>
+          </wp:inline>
+        </w:drawing>
+      </w:r>
     </w:p>
     <w:p>
       <w:pPr>
-        <w:pStyle w:val="Overskrift1"/>
-      </w:pPr>
-      <w:r>
-        <w:t xml:space="preserve">Exercise 3: </w:t>
+        <w:pStyle w:val="Listeavsnitt"/>
+        <w:numPr>
+          <w:ilvl w:val="0"/>
+          <w:numId w:val="37"/>
+        </w:numPr>
+        <w:spacing w:line="360" w:lineRule="auto"/>
+        <w:rPr>
+          <w:rFonts w:ascii="Times New Roman" w:hAnsi="Times New Roman" w:cs="Times New Roman"/>
+          <w:lang w:val="en-GB" w:eastAsia="nb-NO"/>
+        </w:rPr>
+      </w:pPr>
+      <w:r>
+        <w:rPr>
+          <w:rFonts w:ascii="Times New Roman" w:hAnsi="Times New Roman" w:cs="Times New Roman"/>
+          <w:lang w:val="en-GB" w:eastAsia="nb-NO"/>
+        </w:rPr>
+        <w:t>Figure 21 (1/2):</w:t>
       </w:r>
     </w:p>
     <w:p>
       <w:pPr>
         <w:spacing w:line="360" w:lineRule="auto"/>
-        <w:rPr>
-          <w:rFonts w:ascii="Times New Roman" w:hAnsi="Times New Roman" w:cs="Times New Roman"/>
-          <w:lang w:val="en-GB" w:eastAsia="nb-NO"/>
-        </w:rPr>
-      </w:pPr>
-      <w:r>
+        <w:ind w:left="360"/>
+        <w:rPr>
+          <w:rFonts w:ascii="Times New Roman" w:hAnsi="Times New Roman" w:cs="Times New Roman"/>
+          <w:lang w:val="en-GB" w:eastAsia="nb-NO"/>
+        </w:rPr>
+      </w:pPr>
+      <w:r>
+        <w:rPr>
+          <w:rFonts w:ascii="Times New Roman" w:hAnsi="Times New Roman" w:cs="Times New Roman"/>
+          <w:lang w:val="en-GB" w:eastAsia="nb-NO"/>
+        </w:rPr>
+        <w:drawing>
+          <wp:inline distT="0" distB="0" distL="0" distR="0" wp14:anchorId="65084E51" wp14:editId="1A8E5DA9">
+            <wp:extent cx="5760720" cy="4057650"/>
+            <wp:effectExtent l="0" t="0" r="5080" b="6350"/>
+            <wp:docPr id="1564732118" name="Bilde 1"/>
+            <wp:cNvGraphicFramePr>
+              <a:graphicFrameLocks xmlns:a="http://schemas.openxmlformats.org/drawingml/2006/main" noChangeAspect="1"/>
+            </wp:cNvGraphicFramePr>
+            <a:graphic xmlns:a="http://schemas.openxmlformats.org/drawingml/2006/main">
+              <a:graphicData uri="http://schemas.openxmlformats.org/drawingml/2006/picture">
+                <pic:pic xmlns:pic="http://schemas.openxmlformats.org/drawingml/2006/picture">
+                  <pic:nvPicPr>
+                    <pic:cNvPr id="1564732118" name=""/>
+                    <pic:cNvPicPr/>
+                  </pic:nvPicPr>
+                  <pic:blipFill>
+                    <a:blip r:embed="rId10"/>
+                    <a:stretch>
+                      <a:fillRect/>
+                    </a:stretch>
+                  </pic:blipFill>
+                  <pic:spPr>
+                    <a:xfrm>
+                      <a:off x="0" y="0"/>
+                      <a:ext cx="5760720" cy="4057650"/>
+                    </a:xfrm>
+                    <a:prstGeom prst="rect">
+                      <a:avLst/>
+                    </a:prstGeom>
+                  </pic:spPr>
+                </pic:pic>
+              </a:graphicData>
+            </a:graphic>
+          </wp:inline>
+        </w:drawing>
+      </w:r>
+    </w:p>
+    <w:p>
+      <w:pPr>
+        <w:pStyle w:val="Listeavsnitt"/>
+        <w:numPr>
+          <w:ilvl w:val="0"/>
+          <w:numId w:val="37"/>
+        </w:numPr>
+        <w:spacing w:line="360" w:lineRule="auto"/>
+        <w:rPr>
+          <w:rFonts w:ascii="Times New Roman" w:hAnsi="Times New Roman" w:cs="Times New Roman"/>
+          <w:lang w:val="en-GB" w:eastAsia="nb-NO"/>
+        </w:rPr>
+      </w:pPr>
+      <w:r>
+        <w:rPr>
+          <w:rFonts w:ascii="Times New Roman" w:hAnsi="Times New Roman" w:cs="Times New Roman"/>
+          <w:lang w:val="en-GB" w:eastAsia="nb-NO"/>
+        </w:rPr>
+        <w:t>Figure 21 (2/2)</w:t>
+      </w:r>
+    </w:p>
+    <w:p>
+      <w:pPr>
+        <w:spacing w:line="360" w:lineRule="auto"/>
+        <w:ind w:left="360"/>
+        <w:rPr>
+          <w:rFonts w:ascii="Times New Roman" w:hAnsi="Times New Roman" w:cs="Times New Roman"/>
+          <w:lang w:val="en-GB" w:eastAsia="nb-NO"/>
+        </w:rPr>
+      </w:pPr>
+      <w:r>
+        <w:rPr>
+          <w:rFonts w:ascii="Times New Roman" w:hAnsi="Times New Roman" w:cs="Times New Roman"/>
+          <w:lang w:val="en-GB" w:eastAsia="nb-NO"/>
+        </w:rPr>
+        <w:lastRenderedPageBreak/>
+        <w:drawing>
+          <wp:inline distT="0" distB="0" distL="0" distR="0" wp14:anchorId="66A1E383" wp14:editId="355789A9">
+            <wp:extent cx="5760720" cy="4999990"/>
+            <wp:effectExtent l="0" t="0" r="5080" b="3810"/>
+            <wp:docPr id="1248431458" name="Bilde 1"/>
+            <wp:cNvGraphicFramePr>
+              <a:graphicFrameLocks xmlns:a="http://schemas.openxmlformats.org/drawingml/2006/main" noChangeAspect="1"/>
+            </wp:cNvGraphicFramePr>
+            <a:graphic xmlns:a="http://schemas.openxmlformats.org/drawingml/2006/main">
+              <a:graphicData uri="http://schemas.openxmlformats.org/drawingml/2006/picture">
+                <pic:pic xmlns:pic="http://schemas.openxmlformats.org/drawingml/2006/picture">
+                  <pic:nvPicPr>
+                    <pic:cNvPr id="1248431458" name=""/>
+                    <pic:cNvPicPr/>
+                  </pic:nvPicPr>
+                  <pic:blipFill>
+                    <a:blip r:embed="rId11"/>
+                    <a:stretch>
+                      <a:fillRect/>
+                    </a:stretch>
+                  </pic:blipFill>
+                  <pic:spPr>
+                    <a:xfrm>
+                      <a:off x="0" y="0"/>
+                      <a:ext cx="5760720" cy="4999990"/>
+                    </a:xfrm>
+                    <a:prstGeom prst="rect">
+                      <a:avLst/>
+                    </a:prstGeom>
+                  </pic:spPr>
+                </pic:pic>
+              </a:graphicData>
+            </a:graphic>
+          </wp:inline>
+        </w:drawing>
+      </w:r>
+    </w:p>
+    <w:p>
+      <w:pPr>
+        <w:pStyle w:val="Overskrift1"/>
+      </w:pPr>
+      <w:r>
+        <w:t>Exercise 2:</w:t>
+      </w:r>
+      <w:r>
+        <w:t xml:space="preserve"> Reproduce figure 29</w:t>
+      </w:r>
+    </w:p>
+    <w:p>
+      <w:pPr>
+        <w:spacing w:line="360" w:lineRule="auto"/>
+        <w:rPr>
+          <w:rFonts w:ascii="Times New Roman" w:hAnsi="Times New Roman" w:cs="Times New Roman"/>
+          <w:lang w:val="en-GB" w:eastAsia="nb-NO"/>
+        </w:rPr>
+      </w:pPr>
+      <w:r>
+        <w:rPr>
+          <w:rFonts w:ascii="Times New Roman" w:hAnsi="Times New Roman" w:cs="Times New Roman"/>
+          <w:lang w:val="en-GB" w:eastAsia="nb-NO"/>
+        </w:rPr>
+        <w:t xml:space="preserve">Subtask 1: What does the </w:t>
+      </w:r>
+      <w:proofErr w:type="gramStart"/>
+      <w:r>
+        <w:rPr>
+          <w:rFonts w:ascii="Times New Roman" w:hAnsi="Times New Roman" w:cs="Times New Roman"/>
+          <w:lang w:val="en-GB" w:eastAsia="nb-NO"/>
+        </w:rPr>
+        <w:t>main(</w:t>
+      </w:r>
+      <w:proofErr w:type="gramEnd"/>
+      <w:r>
+        <w:rPr>
+          <w:rFonts w:ascii="Times New Roman" w:hAnsi="Times New Roman" w:cs="Times New Roman"/>
+          <w:lang w:val="en-GB" w:eastAsia="nb-NO"/>
+        </w:rPr>
+        <w:t>) function do?</w:t>
+      </w:r>
+    </w:p>
+    <w:p>
+      <w:pPr>
+        <w:pStyle w:val="Listeavsnitt"/>
+        <w:numPr>
+          <w:ilvl w:val="0"/>
+          <w:numId w:val="37"/>
+        </w:numPr>
+        <w:spacing w:line="360" w:lineRule="auto"/>
+        <w:rPr>
+          <w:rFonts w:ascii="Times New Roman" w:hAnsi="Times New Roman" w:cs="Times New Roman"/>
+          <w:lang w:val="en-GB" w:eastAsia="nb-NO"/>
+        </w:rPr>
+      </w:pPr>
+      <w:r>
+        <w:rPr>
+          <w:rFonts w:ascii="Times New Roman" w:hAnsi="Times New Roman" w:cs="Times New Roman"/>
+          <w:lang w:val="en-GB" w:eastAsia="nb-NO"/>
+        </w:rPr>
+        <w:t xml:space="preserve">The </w:t>
+      </w:r>
+      <w:proofErr w:type="gramStart"/>
+      <w:r>
+        <w:rPr>
+          <w:rFonts w:ascii="Times New Roman" w:hAnsi="Times New Roman" w:cs="Times New Roman"/>
+          <w:i/>
+          <w:iCs/>
+          <w:lang w:val="en-GB" w:eastAsia="nb-NO"/>
+        </w:rPr>
+        <w:t>main(</w:t>
+      </w:r>
+      <w:proofErr w:type="gramEnd"/>
+      <w:r>
+        <w:rPr>
+          <w:rFonts w:ascii="Times New Roman" w:hAnsi="Times New Roman" w:cs="Times New Roman"/>
+          <w:i/>
+          <w:iCs/>
+          <w:lang w:val="en-GB" w:eastAsia="nb-NO"/>
+        </w:rPr>
+        <w:t>)</w:t>
+      </w:r>
+      <w:r>
+        <w:rPr>
+          <w:rFonts w:ascii="Times New Roman" w:hAnsi="Times New Roman" w:cs="Times New Roman"/>
+          <w:lang w:val="en-GB" w:eastAsia="nb-NO"/>
+        </w:rPr>
+        <w:t xml:space="preserve"> function creates a Hadoop Configuration</w:t>
+      </w:r>
+      <w:r>
+        <w:rPr>
+          <w:rFonts w:ascii="Times New Roman" w:hAnsi="Times New Roman" w:cs="Times New Roman"/>
+          <w:lang w:val="en-GB" w:eastAsia="nb-NO"/>
+        </w:rPr>
+        <w:t xml:space="preserve"> Job (name, JAR, mapper, reducer, key/value types, input and output paths) and then runs in.</w:t>
+      </w:r>
+    </w:p>
+    <w:p>
+      <w:pPr>
+        <w:spacing w:line="360" w:lineRule="auto"/>
+        <w:rPr>
+          <w:rFonts w:ascii="Times New Roman" w:hAnsi="Times New Roman" w:cs="Times New Roman"/>
+          <w:lang w:val="en-GB" w:eastAsia="nb-NO"/>
+        </w:rPr>
+      </w:pPr>
+      <w:r>
+        <w:rPr>
+          <w:rFonts w:ascii="Times New Roman" w:hAnsi="Times New Roman" w:cs="Times New Roman"/>
+          <w:lang w:val="en-GB" w:eastAsia="nb-NO"/>
+        </w:rPr>
+        <w:t>Subtask 2: Which lines perform the Map phase of the MapReduce algorithm?</w:t>
+      </w:r>
+    </w:p>
+    <w:p>
+      <w:pPr>
+        <w:pStyle w:val="Listeavsnitt"/>
+        <w:numPr>
+          <w:ilvl w:val="0"/>
+          <w:numId w:val="37"/>
+        </w:numPr>
+        <w:spacing w:line="360" w:lineRule="auto"/>
+        <w:rPr>
+          <w:rFonts w:ascii="Times New Roman" w:hAnsi="Times New Roman" w:cs="Times New Roman"/>
+          <w:lang w:val="en-GB" w:eastAsia="nb-NO"/>
+        </w:rPr>
+      </w:pPr>
+      <w:r>
+        <w:rPr>
+          <w:rFonts w:ascii="Times New Roman" w:hAnsi="Times New Roman" w:cs="Times New Roman"/>
+          <w:lang w:val="en-GB" w:eastAsia="nb-NO"/>
+        </w:rPr>
+        <w:t xml:space="preserve">The Map phase is the </w:t>
+      </w:r>
+      <w:proofErr w:type="spellStart"/>
+      <w:r>
+        <w:rPr>
+          <w:rFonts w:ascii="Times New Roman" w:hAnsi="Times New Roman" w:cs="Times New Roman"/>
+          <w:lang w:val="en-GB" w:eastAsia="nb-NO"/>
+        </w:rPr>
+        <w:t>TokenizerMapper</w:t>
+      </w:r>
+      <w:proofErr w:type="spellEnd"/>
+      <w:r>
+        <w:rPr>
+          <w:rFonts w:ascii="Times New Roman" w:hAnsi="Times New Roman" w:cs="Times New Roman"/>
+          <w:lang w:val="en-GB" w:eastAsia="nb-NO"/>
+        </w:rPr>
+        <w:t xml:space="preserve"> class and its </w:t>
+      </w:r>
+      <w:proofErr w:type="gramStart"/>
+      <w:r>
+        <w:rPr>
+          <w:rFonts w:ascii="Times New Roman" w:hAnsi="Times New Roman" w:cs="Times New Roman"/>
+          <w:lang w:val="en-GB" w:eastAsia="nb-NO"/>
+        </w:rPr>
+        <w:t>map(</w:t>
+      </w:r>
+      <w:proofErr w:type="gramEnd"/>
+      <w:r>
+        <w:rPr>
+          <w:rFonts w:ascii="Times New Roman" w:hAnsi="Times New Roman" w:cs="Times New Roman"/>
+          <w:lang w:val="en-GB" w:eastAsia="nb-NO"/>
+        </w:rPr>
+        <w:t xml:space="preserve">Object key, Text value, Context context) method, where the line is split into words and </w:t>
+      </w:r>
+      <w:proofErr w:type="spellStart"/>
+      <w:proofErr w:type="gramStart"/>
+      <w:r>
+        <w:rPr>
+          <w:rFonts w:ascii="Times New Roman" w:hAnsi="Times New Roman" w:cs="Times New Roman"/>
+          <w:lang w:val="en-GB" w:eastAsia="nb-NO"/>
+        </w:rPr>
+        <w:t>context.write</w:t>
+      </w:r>
+      <w:proofErr w:type="spellEnd"/>
+      <w:proofErr w:type="gramEnd"/>
+      <w:r>
+        <w:rPr>
+          <w:rFonts w:ascii="Times New Roman" w:hAnsi="Times New Roman" w:cs="Times New Roman"/>
+          <w:lang w:val="en-GB" w:eastAsia="nb-NO"/>
+        </w:rPr>
+        <w:t xml:space="preserve">(word, one) is called for each word. Plus, </w:t>
+      </w:r>
+      <w:proofErr w:type="spellStart"/>
+      <w:proofErr w:type="gramStart"/>
+      <w:r>
+        <w:rPr>
+          <w:rFonts w:ascii="Times New Roman" w:hAnsi="Times New Roman" w:cs="Times New Roman"/>
+          <w:lang w:val="en-GB" w:eastAsia="nb-NO"/>
+        </w:rPr>
+        <w:t>job.setMapperClass</w:t>
+      </w:r>
+      <w:proofErr w:type="spellEnd"/>
+      <w:proofErr w:type="gramEnd"/>
+      <w:r>
+        <w:rPr>
+          <w:rFonts w:ascii="Times New Roman" w:hAnsi="Times New Roman" w:cs="Times New Roman"/>
+          <w:lang w:val="en-GB" w:eastAsia="nb-NO"/>
+        </w:rPr>
+        <w:t>(</w:t>
+      </w:r>
+      <w:proofErr w:type="spellStart"/>
+      <w:r>
+        <w:rPr>
+          <w:rFonts w:ascii="Times New Roman" w:hAnsi="Times New Roman" w:cs="Times New Roman"/>
+          <w:lang w:val="en-GB" w:eastAsia="nb-NO"/>
+        </w:rPr>
+        <w:t>TokenizerMapper.class</w:t>
+      </w:r>
+      <w:proofErr w:type="spellEnd"/>
+      <w:r>
+        <w:rPr>
+          <w:rFonts w:ascii="Times New Roman" w:hAnsi="Times New Roman" w:cs="Times New Roman"/>
+          <w:lang w:val="en-GB" w:eastAsia="nb-NO"/>
+        </w:rPr>
+        <w:t xml:space="preserve">) in </w:t>
+      </w:r>
+      <w:proofErr w:type="gramStart"/>
+      <w:r>
+        <w:rPr>
+          <w:rFonts w:ascii="Times New Roman" w:hAnsi="Times New Roman" w:cs="Times New Roman"/>
+          <w:lang w:val="en-GB" w:eastAsia="nb-NO"/>
+        </w:rPr>
+        <w:t>main(</w:t>
+      </w:r>
+      <w:proofErr w:type="gramEnd"/>
+      <w:r>
+        <w:rPr>
+          <w:rFonts w:ascii="Times New Roman" w:hAnsi="Times New Roman" w:cs="Times New Roman"/>
+          <w:lang w:val="en-GB" w:eastAsia="nb-NO"/>
+        </w:rPr>
+        <w:t>).</w:t>
+      </w:r>
+    </w:p>
+    <w:p>
+      <w:pPr>
+        <w:spacing w:line="360" w:lineRule="auto"/>
+        <w:rPr>
+          <w:rFonts w:ascii="Times New Roman" w:hAnsi="Times New Roman" w:cs="Times New Roman"/>
+          <w:lang w:val="en-GB" w:eastAsia="nb-NO"/>
+        </w:rPr>
+      </w:pPr>
+      <w:r>
+        <w:rPr>
+          <w:rFonts w:ascii="Times New Roman" w:hAnsi="Times New Roman" w:cs="Times New Roman"/>
+          <w:lang w:val="en-GB" w:eastAsia="nb-NO"/>
+        </w:rPr>
+        <w:t>Subtask 3: Which lines perform the Reduce phase of the MapReduce algorithm?</w:t>
+      </w:r>
+    </w:p>
+    <w:p>
+      <w:pPr>
+        <w:pStyle w:val="Listeavsnitt"/>
+        <w:numPr>
+          <w:ilvl w:val="0"/>
+          <w:numId w:val="37"/>
+        </w:numPr>
+        <w:spacing w:line="360" w:lineRule="auto"/>
+        <w:rPr>
+          <w:rFonts w:ascii="Times New Roman" w:hAnsi="Times New Roman" w:cs="Times New Roman"/>
+          <w:lang w:val="en-GB" w:eastAsia="nb-NO"/>
+        </w:rPr>
+      </w:pPr>
+      <w:r>
+        <w:rPr>
+          <w:rFonts w:ascii="Times New Roman" w:hAnsi="Times New Roman" w:cs="Times New Roman"/>
+          <w:lang w:val="en-GB" w:eastAsia="nb-NO"/>
+        </w:rPr>
+        <w:lastRenderedPageBreak/>
+        <w:t xml:space="preserve">The Reduce phase is the </w:t>
+      </w:r>
+      <w:proofErr w:type="spellStart"/>
+      <w:r>
+        <w:rPr>
+          <w:rFonts w:ascii="Times New Roman" w:hAnsi="Times New Roman" w:cs="Times New Roman"/>
+          <w:lang w:val="en-GB" w:eastAsia="nb-NO"/>
+        </w:rPr>
+        <w:t>IntSumReducer</w:t>
+      </w:r>
+      <w:proofErr w:type="spellEnd"/>
+      <w:r>
+        <w:rPr>
+          <w:rFonts w:ascii="Times New Roman" w:hAnsi="Times New Roman" w:cs="Times New Roman"/>
+          <w:lang w:val="en-GB" w:eastAsia="nb-NO"/>
+        </w:rPr>
+        <w:t xml:space="preserve"> class and </w:t>
+      </w:r>
+      <w:proofErr w:type="gramStart"/>
+      <w:r>
+        <w:rPr>
+          <w:rFonts w:ascii="Times New Roman" w:hAnsi="Times New Roman" w:cs="Times New Roman"/>
+          <w:lang w:val="en-GB" w:eastAsia="nb-NO"/>
+        </w:rPr>
+        <w:t>its</w:t>
+      </w:r>
+      <w:proofErr w:type="gramEnd"/>
+      <w:r>
+        <w:rPr>
+          <w:rFonts w:ascii="Times New Roman" w:hAnsi="Times New Roman" w:cs="Times New Roman"/>
+          <w:lang w:val="en-GB" w:eastAsia="nb-NO"/>
+        </w:rPr>
+        <w:t xml:space="preserve"> </w:t>
+      </w:r>
+      <w:proofErr w:type="gramStart"/>
+      <w:r>
+        <w:rPr>
+          <w:rFonts w:ascii="Times New Roman" w:hAnsi="Times New Roman" w:cs="Times New Roman"/>
+          <w:lang w:val="en-GB" w:eastAsia="nb-NO"/>
+        </w:rPr>
+        <w:t>reduce(</w:t>
+      </w:r>
+      <w:proofErr w:type="gramEnd"/>
+      <w:r>
+        <w:rPr>
+          <w:rFonts w:ascii="Times New Roman" w:hAnsi="Times New Roman" w:cs="Times New Roman"/>
+          <w:lang w:val="en-GB" w:eastAsia="nb-NO"/>
+        </w:rPr>
+        <w:t xml:space="preserve">Text key, </w:t>
+      </w:r>
+      <w:proofErr w:type="spellStart"/>
+      <w:r>
+        <w:rPr>
+          <w:rFonts w:ascii="Times New Roman" w:hAnsi="Times New Roman" w:cs="Times New Roman"/>
+          <w:lang w:val="en-GB" w:eastAsia="nb-NO"/>
+        </w:rPr>
+        <w:t>Iterable</w:t>
+      </w:r>
+      <w:proofErr w:type="spellEnd"/>
+      <w:r>
+        <w:rPr>
+          <w:rFonts w:ascii="Times New Roman" w:hAnsi="Times New Roman" w:cs="Times New Roman"/>
+          <w:lang w:val="en-GB" w:eastAsia="nb-NO"/>
+        </w:rPr>
+        <w:t>&lt;</w:t>
+      </w:r>
+      <w:proofErr w:type="spellStart"/>
+      <w:r>
+        <w:rPr>
+          <w:rFonts w:ascii="Times New Roman" w:hAnsi="Times New Roman" w:cs="Times New Roman"/>
+          <w:lang w:val="en-GB" w:eastAsia="nb-NO"/>
+        </w:rPr>
+        <w:t>IntWritable</w:t>
+      </w:r>
+      <w:proofErr w:type="spellEnd"/>
+      <w:r>
+        <w:rPr>
+          <w:rFonts w:ascii="Times New Roman" w:hAnsi="Times New Roman" w:cs="Times New Roman"/>
+          <w:lang w:val="en-GB" w:eastAsia="nb-NO"/>
+        </w:rPr>
+        <w:t xml:space="preserve">&gt; values, Context context) method, where all values are summed and written with </w:t>
+      </w:r>
+      <w:proofErr w:type="spellStart"/>
+      <w:proofErr w:type="gramStart"/>
+      <w:r>
+        <w:rPr>
+          <w:rFonts w:ascii="Times New Roman" w:hAnsi="Times New Roman" w:cs="Times New Roman"/>
+          <w:lang w:val="en-GB" w:eastAsia="nb-NO"/>
+        </w:rPr>
+        <w:t>context.write</w:t>
+      </w:r>
+      <w:proofErr w:type="spellEnd"/>
+      <w:proofErr w:type="gramEnd"/>
+      <w:r>
+        <w:rPr>
+          <w:rFonts w:ascii="Times New Roman" w:hAnsi="Times New Roman" w:cs="Times New Roman"/>
+          <w:lang w:val="en-GB" w:eastAsia="nb-NO"/>
+        </w:rPr>
+        <w:t xml:space="preserve">(key, result), plus </w:t>
+      </w:r>
+      <w:proofErr w:type="spellStart"/>
+      <w:proofErr w:type="gramStart"/>
+      <w:r>
+        <w:rPr>
+          <w:rFonts w:ascii="Times New Roman" w:hAnsi="Times New Roman" w:cs="Times New Roman"/>
+          <w:lang w:val="en-GB" w:eastAsia="nb-NO"/>
+        </w:rPr>
+        <w:t>job.setReducerClass</w:t>
+      </w:r>
+      <w:proofErr w:type="spellEnd"/>
+      <w:proofErr w:type="gramEnd"/>
+      <w:r>
+        <w:rPr>
+          <w:rFonts w:ascii="Times New Roman" w:hAnsi="Times New Roman" w:cs="Times New Roman"/>
+          <w:lang w:val="en-GB" w:eastAsia="nb-NO"/>
+        </w:rPr>
+        <w:t>(</w:t>
+      </w:r>
+      <w:proofErr w:type="spellStart"/>
+      <w:r>
+        <w:rPr>
+          <w:rFonts w:ascii="Times New Roman" w:hAnsi="Times New Roman" w:cs="Times New Roman"/>
+          <w:lang w:val="en-GB" w:eastAsia="nb-NO"/>
+        </w:rPr>
+        <w:t>IntSumReducer.class</w:t>
+      </w:r>
+      <w:proofErr w:type="spellEnd"/>
+      <w:r>
+        <w:rPr>
+          <w:rFonts w:ascii="Times New Roman" w:hAnsi="Times New Roman" w:cs="Times New Roman"/>
+          <w:lang w:val="en-GB" w:eastAsia="nb-NO"/>
+        </w:rPr>
+        <w:t xml:space="preserve">); in </w:t>
+      </w:r>
+      <w:proofErr w:type="gramStart"/>
+      <w:r>
+        <w:rPr>
+          <w:rFonts w:ascii="Times New Roman" w:hAnsi="Times New Roman" w:cs="Times New Roman"/>
+          <w:lang w:val="en-GB" w:eastAsia="nb-NO"/>
+        </w:rPr>
+        <w:t>main(</w:t>
+      </w:r>
+      <w:proofErr w:type="gramEnd"/>
+      <w:r>
+        <w:rPr>
+          <w:rFonts w:ascii="Times New Roman" w:hAnsi="Times New Roman" w:cs="Times New Roman"/>
+          <w:lang w:val="en-GB" w:eastAsia="nb-NO"/>
+        </w:rPr>
+        <w:t>).</w:t>
+      </w:r>
+    </w:p>
+    <w:p>
+      <w:pPr>
+        <w:pStyle w:val="Overskrift1"/>
+      </w:pPr>
+      <w:r>
+        <w:t xml:space="preserve">Exercise 3: </w:t>
+      </w:r>
+    </w:p>
+    <w:p>
+      <w:pPr>
+        <w:spacing w:line="360" w:lineRule="auto"/>
         <w:rPr>
           <w:rFonts w:ascii="Times New Roman" w:eastAsia="Times New Roman" w:hAnsi="Times New Roman" w:cs="Times New Roman"/>
           <w:color w:val="000000"/>
@@ -304,8 +1000,7 @@
           <w:lang w:val="en-GB" w:eastAsia="nb-NO"/>
           <w14:ligatures w14:val="none"/>
         </w:rPr>
-        <w:t xml:space="preserve">Subtask 1: </w:t>
-      </w:r>
+      </w:pPr>
       <w:r>
         <w:rPr>
           <w:rFonts w:ascii="Times New Roman" w:eastAsia="Times New Roman" w:hAnsi="Times New Roman" w:cs="Times New Roman"/>
@@ -314,11 +1009,16 @@
           <w:lang w:val="en-GB" w:eastAsia="nb-NO"/>
           <w14:ligatures w14:val="none"/>
         </w:rPr>
-        <w:t>Where does the input file(s) reside, in the local file system or in the HDFS file system? Why?</w:t>
+        <w:t>Subtask 1: Where does the input file(s) reside, in the local file system or in the HDFS file system? Why?</w:t>
       </w:r>
     </w:p>
     <w:p>
       <w:pPr>
+        <w:pStyle w:val="Listeavsnitt"/>
+        <w:numPr>
+          <w:ilvl w:val="0"/>
+          <w:numId w:val="37"/>
+        </w:numPr>
         <w:spacing w:line="360" w:lineRule="auto"/>
         <w:rPr>
           <w:rFonts w:ascii="Times New Roman" w:hAnsi="Times New Roman" w:cs="Times New Roman"/>
@@ -326,6 +1026,57 @@
         </w:rPr>
       </w:pPr>
       <w:r>
+        <w:rPr>
+          <w:rFonts w:ascii="Times New Roman" w:hAnsi="Times New Roman" w:cs="Times New Roman"/>
+          <w:lang w:val="en-GB" w:eastAsia="nb-NO"/>
+        </w:rPr>
+        <w:t xml:space="preserve">The input files are in HDFS, because </w:t>
+      </w:r>
+      <w:proofErr w:type="spellStart"/>
+      <w:r>
+        <w:rPr>
+          <w:rFonts w:ascii="Times New Roman" w:hAnsi="Times New Roman" w:cs="Times New Roman"/>
+          <w:lang w:val="en-GB" w:eastAsia="nb-NO"/>
+        </w:rPr>
+        <w:t>FileInputFormat.addInputPath</w:t>
+      </w:r>
+      <w:proofErr w:type="spellEnd"/>
+      <w:r>
+        <w:rPr>
+          <w:rFonts w:ascii="Times New Roman" w:hAnsi="Times New Roman" w:cs="Times New Roman"/>
+          <w:lang w:val="en-GB" w:eastAsia="nb-NO"/>
+        </w:rPr>
+        <w:t>(job, new Path(</w:t>
+      </w:r>
+      <w:proofErr w:type="spellStart"/>
+      <w:proofErr w:type="gramStart"/>
+      <w:r>
+        <w:rPr>
+          <w:rFonts w:ascii="Times New Roman" w:hAnsi="Times New Roman" w:cs="Times New Roman"/>
+          <w:lang w:val="en-GB" w:eastAsia="nb-NO"/>
+        </w:rPr>
+        <w:t>args</w:t>
+      </w:r>
+      <w:proofErr w:type="spellEnd"/>
+      <w:r>
+        <w:rPr>
+          <w:rFonts w:ascii="Times New Roman" w:hAnsi="Times New Roman" w:cs="Times New Roman"/>
+          <w:lang w:val="en-GB" w:eastAsia="nb-NO"/>
+        </w:rPr>
+        <w:t>[</w:t>
+      </w:r>
+      <w:proofErr w:type="gramEnd"/>
+      <w:r>
+        <w:rPr>
+          <w:rFonts w:ascii="Times New Roman" w:hAnsi="Times New Roman" w:cs="Times New Roman"/>
+          <w:lang w:val="en-GB" w:eastAsia="nb-NO"/>
+        </w:rPr>
+        <w:t>0])) tells Hadoop to read from the distributed filesystem for parallel processing.</w:t>
+      </w:r>
+    </w:p>
+    <w:p>
+      <w:pPr>
+        <w:spacing w:line="360" w:lineRule="auto"/>
         <w:rPr>
           <w:rFonts w:ascii="Times New Roman" w:eastAsia="Times New Roman" w:hAnsi="Times New Roman" w:cs="Times New Roman"/>
           <w:color w:val="000000"/>
@@ -333,8 +1084,7 @@
           <w:lang w:val="en-GB" w:eastAsia="nb-NO"/>
           <w14:ligatures w14:val="none"/>
         </w:rPr>
-        <w:t xml:space="preserve">Subtask 2: </w:t>
-      </w:r>
+      </w:pPr>
       <w:r>
         <w:rPr>
           <w:rFonts w:ascii="Times New Roman" w:eastAsia="Times New Roman" w:hAnsi="Times New Roman" w:cs="Times New Roman"/>
@@ -343,7 +1093,69 @@
           <w:lang w:val="en-GB" w:eastAsia="nb-NO"/>
           <w14:ligatures w14:val="none"/>
         </w:rPr>
-        <w:t>Where is the output file stored, in the local file system or in the HDFS file system? Why?</w:t>
+        <w:t>Subtask 2: Where is the output file stored, in the local file system or in the HDFS file system? Why?</w:t>
+      </w:r>
+    </w:p>
+    <w:p>
+      <w:pPr>
+        <w:pStyle w:val="Listeavsnitt"/>
+        <w:numPr>
+          <w:ilvl w:val="0"/>
+          <w:numId w:val="37"/>
+        </w:numPr>
+        <w:spacing w:line="360" w:lineRule="auto"/>
+        <w:rPr>
+          <w:rFonts w:ascii="Times New Roman" w:hAnsi="Times New Roman" w:cs="Times New Roman"/>
+          <w:lang w:val="en-GB" w:eastAsia="nb-NO"/>
+        </w:rPr>
+      </w:pPr>
+      <w:r>
+        <w:rPr>
+          <w:rFonts w:ascii="Times New Roman" w:hAnsi="Times New Roman" w:cs="Times New Roman"/>
+          <w:lang w:val="en-GB" w:eastAsia="nb-NO"/>
+        </w:rPr>
+        <w:t xml:space="preserve">The output directory (with part-r-00000) is in HDFS, because </w:t>
+      </w:r>
+      <w:proofErr w:type="spellStart"/>
+      <w:r>
+        <w:rPr>
+          <w:rFonts w:ascii="Times New Roman" w:hAnsi="Times New Roman" w:cs="Times New Roman"/>
+          <w:lang w:val="en-GB" w:eastAsia="nb-NO"/>
+        </w:rPr>
+        <w:t>FileOutputFormat.setOutputPath</w:t>
+      </w:r>
+      <w:proofErr w:type="spellEnd"/>
+      <w:r>
+        <w:rPr>
+          <w:rFonts w:ascii="Times New Roman" w:hAnsi="Times New Roman" w:cs="Times New Roman"/>
+          <w:lang w:val="en-GB" w:eastAsia="nb-NO"/>
+        </w:rPr>
+        <w:t>(job, new Path(</w:t>
+      </w:r>
+      <w:proofErr w:type="spellStart"/>
+      <w:proofErr w:type="gramStart"/>
+      <w:r>
+        <w:rPr>
+          <w:rFonts w:ascii="Times New Roman" w:hAnsi="Times New Roman" w:cs="Times New Roman"/>
+          <w:lang w:val="en-GB" w:eastAsia="nb-NO"/>
+        </w:rPr>
+        <w:t>args</w:t>
+      </w:r>
+      <w:proofErr w:type="spellEnd"/>
+      <w:r>
+        <w:rPr>
+          <w:rFonts w:ascii="Times New Roman" w:hAnsi="Times New Roman" w:cs="Times New Roman"/>
+          <w:lang w:val="en-GB" w:eastAsia="nb-NO"/>
+        </w:rPr>
+        <w:t>[</w:t>
+      </w:r>
+      <w:proofErr w:type="gramEnd"/>
+      <w:r>
+        <w:rPr>
+          <w:rFonts w:ascii="Times New Roman" w:hAnsi="Times New Roman" w:cs="Times New Roman"/>
+          <w:lang w:val="en-GB" w:eastAsia="nb-NO"/>
+        </w:rPr>
+        <w:t>1])) writes the job result to the distributed filesystem.</w:t>
       </w:r>
     </w:p>
     <w:p>
@@ -365,9 +1177,17 @@
           <w:lang w:val="en-GB" w:eastAsia="nb-NO"/>
           <w14:ligatures w14:val="none"/>
         </w:rPr>
-        <w:t xml:space="preserve">Subtask 3: </w:t>
-      </w:r>
-      <w:r>
+        <w:t>Subtask 3: Where does your java program reside, in the local file system or in the HDFS file system? Why?</w:t>
+      </w:r>
+    </w:p>
+    <w:p>
+      <w:pPr>
+        <w:pStyle w:val="Listeavsnitt"/>
+        <w:numPr>
+          <w:ilvl w:val="0"/>
+          <w:numId w:val="37"/>
+        </w:numPr>
+        <w:spacing w:after="0" w:line="360" w:lineRule="auto"/>
         <w:rPr>
           <w:rFonts w:ascii="Times New Roman" w:eastAsia="Times New Roman" w:hAnsi="Times New Roman" w:cs="Times New Roman"/>
           <w:color w:val="000000"/>
@@ -375,7 +1195,74 @@
           <w:lang w:val="en-GB" w:eastAsia="nb-NO"/>
           <w14:ligatures w14:val="none"/>
         </w:rPr>
-        <w:t>Where does your java program reside, in the local file system or in the HDFS file system? Why?</w:t>
+      </w:pPr>
+      <w:r>
+        <w:rPr>
+          <w:rFonts w:ascii="Times New Roman" w:eastAsia="Times New Roman" w:hAnsi="Times New Roman" w:cs="Times New Roman"/>
+          <w:color w:val="000000"/>
+          <w:kern w:val="0"/>
+          <w:lang w:val="en-GB" w:eastAsia="nb-NO"/>
+          <w14:ligatures w14:val="none"/>
+        </w:rPr>
+        <w:t xml:space="preserve">The Java program’s JAR (set with </w:t>
+      </w:r>
+      <w:proofErr w:type="spellStart"/>
+      <w:proofErr w:type="gramStart"/>
+      <w:r>
+        <w:rPr>
+          <w:rFonts w:ascii="Times New Roman" w:eastAsia="Times New Roman" w:hAnsi="Times New Roman" w:cs="Times New Roman"/>
+          <w:color w:val="000000"/>
+          <w:kern w:val="0"/>
+          <w:lang w:val="en-GB" w:eastAsia="nb-NO"/>
+          <w14:ligatures w14:val="none"/>
+        </w:rPr>
+        <w:t>job.setJarByClass</w:t>
+      </w:r>
+      <w:proofErr w:type="spellEnd"/>
+      <w:proofErr w:type="gramEnd"/>
+      <w:r>
+        <w:rPr>
+          <w:rFonts w:ascii="Times New Roman" w:eastAsia="Times New Roman" w:hAnsi="Times New Roman" w:cs="Times New Roman"/>
+          <w:color w:val="000000"/>
+          <w:kern w:val="0"/>
+          <w:lang w:val="en-GB" w:eastAsia="nb-NO"/>
+          <w14:ligatures w14:val="none"/>
+        </w:rPr>
+        <w:t>(</w:t>
+      </w:r>
+      <w:proofErr w:type="spellStart"/>
+      <w:proofErr w:type="gramStart"/>
+      <w:r>
+        <w:rPr>
+          <w:rFonts w:ascii="Times New Roman" w:eastAsia="Times New Roman" w:hAnsi="Times New Roman" w:cs="Times New Roman"/>
+          <w:color w:val="000000"/>
+          <w:kern w:val="0"/>
+          <w:lang w:val="en-GB" w:eastAsia="nb-NO"/>
+          <w14:ligatures w14:val="none"/>
+        </w:rPr>
+        <w:t>WordCount.class</w:t>
+      </w:r>
+      <w:proofErr w:type="spellEnd"/>
+      <w:r>
+        <w:rPr>
+          <w:rFonts w:ascii="Times New Roman" w:eastAsia="Times New Roman" w:hAnsi="Times New Roman" w:cs="Times New Roman"/>
+          <w:color w:val="000000"/>
+          <w:kern w:val="0"/>
+          <w:lang w:val="en-GB" w:eastAsia="nb-NO"/>
+          <w14:ligatures w14:val="none"/>
+        </w:rPr>
+        <w:t>);)</w:t>
+      </w:r>
+      <w:proofErr w:type="gramEnd"/>
+      <w:r>
+        <w:rPr>
+          <w:rFonts w:ascii="Times New Roman" w:eastAsia="Times New Roman" w:hAnsi="Times New Roman" w:cs="Times New Roman"/>
+          <w:color w:val="000000"/>
+          <w:kern w:val="0"/>
+          <w:lang w:val="en-GB" w:eastAsia="nb-NO"/>
+          <w14:ligatures w14:val="none"/>
+        </w:rPr>
+        <w:t xml:space="preserve"> resides on the local filesystem of the submit node, and Hadoop distributes it to worker nodes while keeping large data in HDFS.</w:t>
       </w:r>
     </w:p>
     <w:p>
@@ -388,8 +1275,8 @@
       </w:pPr>
     </w:p>
     <w:sectPr>
-      <w:headerReference w:type="even" r:id="rId7"/>
-      <w:headerReference w:type="default" r:id="rId8"/>
+      <w:headerReference w:type="even" r:id="rId12"/>
+      <w:headerReference w:type="default" r:id="rId13"/>
       <w:pgSz w:w="11906" w:h="16838"/>
       <w:pgMar w:top="1417" w:right="1417" w:bottom="1417" w:left="1417" w:header="708" w:footer="708" w:gutter="0"/>
       <w:cols w:space="708"/>
@@ -3796,6 +4683,118 @@
     </w:lvl>
   </w:abstractNum>
   <w:abstractNum w:abstractNumId="29" w15:restartNumberingAfterBreak="0">
+    <w:nsid w:val="6B607E19"/>
+    <w:multiLevelType w:val="hybridMultilevel"/>
+    <w:tmpl w:val="716CD9BE"/>
+    <w:lvl w:ilvl="0" w:tplc="DC8C7B2A">
+      <w:numFmt w:val="bullet"/>
+      <w:lvlText w:val="-"/>
+      <w:lvlJc w:val="left"/>
+      <w:pPr>
+        <w:ind w:left="720" w:hanging="360"/>
+      </w:pPr>
+      <w:rPr>
+        <w:rFonts w:ascii="Aptos" w:eastAsiaTheme="minorHAnsi" w:hAnsi="Aptos" w:cstheme="minorBidi" w:hint="default"/>
+      </w:rPr>
+    </w:lvl>
+    <w:lvl w:ilvl="1" w:tplc="04140003" w:tentative="1">
+      <w:start w:val="1"/>
+      <w:numFmt w:val="bullet"/>
+      <w:lvlText w:val="o"/>
+      <w:lvlJc w:val="left"/>
+      <w:pPr>
+        <w:ind w:left="1440" w:hanging="360"/>
+      </w:pPr>
+      <w:rPr>
+        <w:rFonts w:ascii="Courier New" w:hAnsi="Courier New" w:cs="Courier New" w:hint="default"/>
+      </w:rPr>
+    </w:lvl>
+    <w:lvl w:ilvl="2" w:tplc="04140005" w:tentative="1">
+      <w:start w:val="1"/>
+      <w:numFmt w:val="bullet"/>
+      <w:lvlText w:val=""/>
+      <w:lvlJc w:val="left"/>
+      <w:pPr>
+        <w:ind w:left="2160" w:hanging="360"/>
+      </w:pPr>
+      <w:rPr>
+        <w:rFonts w:ascii="Wingdings" w:hAnsi="Wingdings" w:hint="default"/>
+      </w:rPr>
+    </w:lvl>
+    <w:lvl w:ilvl="3" w:tplc="04140001" w:tentative="1">
+      <w:start w:val="1"/>
+      <w:numFmt w:val="bullet"/>
+      <w:lvlText w:val=""/>
+      <w:lvlJc w:val="left"/>
+      <w:pPr>
+        <w:ind w:left="2880" w:hanging="360"/>
+      </w:pPr>
+      <w:rPr>
+        <w:rFonts w:ascii="Symbol" w:hAnsi="Symbol" w:hint="default"/>
+      </w:rPr>
+    </w:lvl>
+    <w:lvl w:ilvl="4" w:tplc="04140003" w:tentative="1">
+      <w:start w:val="1"/>
+      <w:numFmt w:val="bullet"/>
+      <w:lvlText w:val="o"/>
+      <w:lvlJc w:val="left"/>
+      <w:pPr>
+        <w:ind w:left="3600" w:hanging="360"/>
+      </w:pPr>
+      <w:rPr>
+        <w:rFonts w:ascii="Courier New" w:hAnsi="Courier New" w:cs="Courier New" w:hint="default"/>
+      </w:rPr>
+    </w:lvl>
+    <w:lvl w:ilvl="5" w:tplc="04140005" w:tentative="1">
+      <w:start w:val="1"/>
+      <w:numFmt w:val="bullet"/>
+      <w:lvlText w:val=""/>
+      <w:lvlJc w:val="left"/>
+      <w:pPr>
+        <w:ind w:left="4320" w:hanging="360"/>
+      </w:pPr>
+      <w:rPr>
+        <w:rFonts w:ascii="Wingdings" w:hAnsi="Wingdings" w:hint="default"/>
+      </w:rPr>
+    </w:lvl>
+    <w:lvl w:ilvl="6" w:tplc="04140001" w:tentative="1">
+      <w:start w:val="1"/>
+      <w:numFmt w:val="bullet"/>
+      <w:lvlText w:val=""/>
+      <w:lvlJc w:val="left"/>
+      <w:pPr>
+        <w:ind w:left="5040" w:hanging="360"/>
+      </w:pPr>
+      <w:rPr>
+        <w:rFonts w:ascii="Symbol" w:hAnsi="Symbol" w:hint="default"/>
+      </w:rPr>
+    </w:lvl>
+    <w:lvl w:ilvl="7" w:tplc="04140003" w:tentative="1">
+      <w:start w:val="1"/>
+      <w:numFmt w:val="bullet"/>
+      <w:lvlText w:val="o"/>
+      <w:lvlJc w:val="left"/>
+      <w:pPr>
+        <w:ind w:left="5760" w:hanging="360"/>
+      </w:pPr>
+      <w:rPr>
+        <w:rFonts w:ascii="Courier New" w:hAnsi="Courier New" w:cs="Courier New" w:hint="default"/>
+      </w:rPr>
+    </w:lvl>
+    <w:lvl w:ilvl="8" w:tplc="04140005" w:tentative="1">
+      <w:start w:val="1"/>
+      <w:numFmt w:val="bullet"/>
+      <w:lvlText w:val=""/>
+      <w:lvlJc w:val="left"/>
+      <w:pPr>
+        <w:ind w:left="6480" w:hanging="360"/>
+      </w:pPr>
+      <w:rPr>
+        <w:rFonts w:ascii="Wingdings" w:hAnsi="Wingdings" w:hint="default"/>
+      </w:rPr>
+    </w:lvl>
+  </w:abstractNum>
+  <w:abstractNum w:abstractNumId="30" w15:restartNumberingAfterBreak="0">
     <w:nsid w:val="7AF8547D"/>
     <w:multiLevelType w:val="hybridMultilevel"/>
     <w:tmpl w:val="2EE681C2"/>
@@ -3907,7 +4906,7 @@
       </w:rPr>
     </w:lvl>
   </w:abstractNum>
-  <w:abstractNum w:abstractNumId="30" w15:restartNumberingAfterBreak="0">
+  <w:abstractNum w:abstractNumId="31" w15:restartNumberingAfterBreak="0">
     <w:nsid w:val="7C6465F9"/>
     <w:multiLevelType w:val="hybridMultilevel"/>
     <w:tmpl w:val="35CC4650"/>
@@ -4018,7 +5017,7 @@
       </w:rPr>
     </w:lvl>
   </w:abstractNum>
-  <w:abstractNum w:abstractNumId="31" w15:restartNumberingAfterBreak="0">
+  <w:abstractNum w:abstractNumId="32" w15:restartNumberingAfterBreak="0">
     <w:nsid w:val="7E8633CB"/>
     <w:multiLevelType w:val="multilevel"/>
     <w:tmpl w:val="D3F27AD2"/>
@@ -4132,7 +5131,7 @@
     </w:lvl>
   </w:abstractNum>
   <w:num w:numId="1" w16cid:durableId="1442652110">
-    <w:abstractNumId w:val="31"/>
+    <w:abstractNumId w:val="32"/>
   </w:num>
   <w:num w:numId="2" w16cid:durableId="1060447681">
     <w:abstractNumId w:val="14"/>
@@ -4237,7 +5236,7 @@
     <w:abstractNumId w:val="13"/>
   </w:num>
   <w:num w:numId="27" w16cid:durableId="1678730652">
-    <w:abstractNumId w:val="30"/>
+    <w:abstractNumId w:val="31"/>
   </w:num>
   <w:num w:numId="28" w16cid:durableId="1605917274">
     <w:abstractNumId w:val="16"/>
@@ -4264,6 +5263,9 @@
     <w:abstractNumId w:val="27"/>
   </w:num>
   <w:num w:numId="36" w16cid:durableId="561525722">
+    <w:abstractNumId w:val="30"/>
+  </w:num>
+  <w:num w:numId="37" w16cid:durableId="645622169">
     <w:abstractNumId w:val="29"/>
   </w:num>
 </w:numbering>
